--- a/jev-fraud-detection/docs/Jev_Fraud_Detection_Guide.docx
+++ b/jev-fraud-detection/docs/Jev_Fraud_Detection_Guide.docx
@@ -12793,7 +12793,7 @@
         <w:pStyle w:val="Heading1"/>
       </w:pPr>
       <w:r>
-        <w:t xml:space="preserve">8. How to explain it in the interview (30 seconds)</w:t>
+        <w:t xml:space="preserve">8. How to explain it in 30 seconds</w:t>
       </w:r>
     </w:p>
     <w:p>
